--- a/backend-exhibits/Google Shared Drive to Egnyte Advanced Plan - Advanced Not Included.docx
+++ b/backend-exhibits/Google Shared Drive to Egnyte Advanced Plan - Advanced Not Included.docx
@@ -49,7 +49,7 @@
             </w:pPr>
             <w:r>
               <w:rPr>
-                <w:rFonts w:ascii="Arial" w:eastAsia="Arial" w:hAnsi="Arial" w:cs="Arial"/>
+                <w:rFonts w:ascii="Arial" w:hAnsi="Arial" w:cs="Arial" w:eastAsia="Arial"/>
                 <w:b/>
                 <w:sz w:val="21"/>
               </w:rPr>
@@ -79,7 +79,7 @@
             </w:pPr>
             <w:r>
               <w:rPr>
-                <w:rFonts w:ascii="Arial" w:eastAsia="Arial" w:hAnsi="Arial" w:cs="Arial"/>
+                <w:rFonts w:ascii="Arial" w:hAnsi="Arial" w:cs="Arial" w:eastAsia="Arial"/>
                 <w:b/>
                 <w:sz w:val="21"/>
               </w:rPr>
@@ -103,7 +103,7 @@
             </w:pPr>
             <w:r>
               <w:rPr>
-                <w:rFonts w:ascii="Arial" w:eastAsia="Arial" w:hAnsi="Arial" w:cs="Arial"/>
+                <w:rFonts w:ascii="Arial" w:hAnsi="Arial" w:cs="Arial" w:eastAsia="Arial"/>
                 <w:sz w:val="21"/>
               </w:rPr>
               <w:t>Migration of all file versions from source to destination.</w:t>
@@ -132,7 +132,7 @@
             </w:pPr>
             <w:r>
               <w:rPr>
-                <w:rFonts w:ascii="Arial" w:eastAsia="Arial" w:hAnsi="Arial" w:cs="Arial"/>
+                <w:rFonts w:ascii="Arial" w:hAnsi="Arial" w:cs="Arial" w:eastAsia="Arial"/>
                 <w:b/>
                 <w:sz w:val="21"/>
               </w:rPr>
@@ -156,7 +156,7 @@
             </w:pPr>
             <w:r>
               <w:rPr>
-                <w:rFonts w:ascii="Arial" w:eastAsia="Arial" w:hAnsi="Arial" w:cs="Arial"/>
+                <w:rFonts w:ascii="Arial" w:hAnsi="Arial" w:cs="Arial" w:eastAsia="Arial"/>
                 <w:sz w:val="21"/>
               </w:rPr>
               <w:t xml:space="preserve">An option to map source and destination users through a visual selection of folders in the </w:t>
@@ -164,7 +164,7 @@
             <w:proofErr w:type="spellStart"/>
             <w:r>
               <w:rPr>
-                <w:rFonts w:ascii="Arial" w:eastAsia="Arial" w:hAnsi="Arial" w:cs="Arial"/>
+                <w:rFonts w:ascii="Arial" w:hAnsi="Arial" w:cs="Arial" w:eastAsia="Arial"/>
                 <w:sz w:val="21"/>
               </w:rPr>
               <w:t>CloudFuze</w:t>
@@ -172,7 +172,7 @@
             <w:proofErr w:type="spellEnd"/>
             <w:r>
               <w:rPr>
-                <w:rFonts w:ascii="Arial" w:eastAsia="Arial" w:hAnsi="Arial" w:cs="Arial"/>
+                <w:rFonts w:ascii="Arial" w:hAnsi="Arial" w:cs="Arial" w:eastAsia="Arial"/>
                 <w:sz w:val="21"/>
               </w:rPr>
               <w:t xml:space="preserve"> webapp.</w:t>
@@ -201,7 +201,7 @@
             </w:pPr>
             <w:r>
               <w:rPr>
-                <w:rFonts w:ascii="Arial" w:eastAsia="Arial" w:hAnsi="Arial" w:cs="Arial"/>
+                <w:rFonts w:ascii="Arial" w:hAnsi="Arial" w:cs="Arial" w:eastAsia="Arial"/>
                 <w:b/>
                 <w:sz w:val="21"/>
               </w:rPr>
@@ -225,7 +225,7 @@
             </w:pPr>
             <w:r>
               <w:rPr>
-                <w:rFonts w:ascii="Arial" w:eastAsia="Arial" w:hAnsi="Arial" w:cs="Arial"/>
+                <w:rFonts w:ascii="Arial" w:hAnsi="Arial" w:cs="Arial" w:eastAsia="Arial"/>
                 <w:sz w:val="21"/>
               </w:rPr>
               <w:t>Migration of selective versions of files from source to destination. If we opt for five, the last five versions will get migrates to the destination.</w:t>
@@ -254,7 +254,7 @@
             </w:pPr>
             <w:r>
               <w:rPr>
-                <w:rFonts w:ascii="Arial" w:eastAsia="Arial" w:hAnsi="Arial" w:cs="Arial"/>
+                <w:rFonts w:ascii="Arial" w:hAnsi="Arial" w:cs="Arial" w:eastAsia="Arial"/>
                 <w:b/>
                 <w:sz w:val="21"/>
               </w:rPr>
@@ -279,7 +279,7 @@
             <w:proofErr w:type="spellStart"/>
             <w:r>
               <w:rPr>
-                <w:rFonts w:ascii="Arial" w:eastAsia="Arial" w:hAnsi="Arial" w:cs="Arial"/>
+                <w:rFonts w:ascii="Arial" w:hAnsi="Arial" w:cs="Arial" w:eastAsia="Arial"/>
                 <w:sz w:val="21"/>
               </w:rPr>
               <w:t>CloudFuze</w:t>
@@ -287,7 +287,7 @@
             <w:proofErr w:type="spellEnd"/>
             <w:r>
               <w:rPr>
-                <w:rFonts w:ascii="Arial" w:eastAsia="Arial" w:hAnsi="Arial" w:cs="Arial"/>
+                <w:rFonts w:ascii="Arial" w:hAnsi="Arial" w:cs="Arial" w:eastAsia="Arial"/>
                 <w:sz w:val="21"/>
               </w:rPr>
               <w:t xml:space="preserve"> preserves all Root file permissions along with access levels.</w:t>
@@ -316,7 +316,7 @@
             </w:pPr>
             <w:r>
               <w:rPr>
-                <w:rFonts w:ascii="Arial" w:eastAsia="Arial" w:hAnsi="Arial" w:cs="Arial"/>
+                <w:rFonts w:ascii="Arial" w:hAnsi="Arial" w:cs="Arial" w:eastAsia="Arial"/>
                 <w:b/>
                 <w:sz w:val="21"/>
               </w:rPr>
@@ -341,7 +341,7 @@
             <w:proofErr w:type="spellStart"/>
             <w:r>
               <w:rPr>
-                <w:rFonts w:ascii="Arial" w:eastAsia="Arial" w:hAnsi="Arial" w:cs="Arial"/>
+                <w:rFonts w:ascii="Arial" w:hAnsi="Arial" w:cs="Arial" w:eastAsia="Arial"/>
                 <w:sz w:val="21"/>
               </w:rPr>
               <w:t>CloudFuze</w:t>
@@ -349,7 +349,7 @@
             <w:proofErr w:type="spellEnd"/>
             <w:r>
               <w:rPr>
-                <w:rFonts w:ascii="Arial" w:eastAsia="Arial" w:hAnsi="Arial" w:cs="Arial"/>
+                <w:rFonts w:ascii="Arial" w:hAnsi="Arial" w:cs="Arial" w:eastAsia="Arial"/>
                 <w:sz w:val="21"/>
               </w:rPr>
               <w:t xml:space="preserve"> preserves all root folder permissions along with access levels.</w:t>
@@ -378,7 +378,7 @@
             </w:pPr>
             <w:r>
               <w:rPr>
-                <w:rFonts w:ascii="Arial" w:eastAsia="Arial" w:hAnsi="Arial" w:cs="Arial"/>
+                <w:rFonts w:ascii="Arial" w:hAnsi="Arial" w:cs="Arial" w:eastAsia="Arial"/>
                 <w:b/>
                 <w:sz w:val="21"/>
               </w:rPr>
@@ -403,7 +403,7 @@
             <w:proofErr w:type="spellStart"/>
             <w:r>
               <w:rPr>
-                <w:rFonts w:ascii="Arial" w:eastAsia="Arial" w:hAnsi="Arial" w:cs="Arial"/>
+                <w:rFonts w:ascii="Arial" w:hAnsi="Arial" w:cs="Arial" w:eastAsia="Arial"/>
                 <w:sz w:val="21"/>
               </w:rPr>
               <w:t>CloudFuze</w:t>
@@ -411,7 +411,7 @@
             <w:proofErr w:type="spellEnd"/>
             <w:r>
               <w:rPr>
-                <w:rFonts w:ascii="Arial" w:eastAsia="Arial" w:hAnsi="Arial" w:cs="Arial"/>
+                <w:rFonts w:ascii="Arial" w:hAnsi="Arial" w:cs="Arial" w:eastAsia="Arial"/>
                 <w:sz w:val="21"/>
               </w:rPr>
               <w:t xml:space="preserve"> preserves all subfolder permissions along with access levels.</w:t>
@@ -440,7 +440,7 @@
             </w:pPr>
             <w:r>
               <w:rPr>
-                <w:rFonts w:ascii="Arial" w:eastAsia="Arial" w:hAnsi="Arial" w:cs="Arial"/>
+                <w:rFonts w:ascii="Arial" w:hAnsi="Arial" w:cs="Arial" w:eastAsia="Arial"/>
                 <w:b/>
                 <w:sz w:val="21"/>
               </w:rPr>
@@ -465,7 +465,7 @@
             <w:proofErr w:type="spellStart"/>
             <w:r>
               <w:rPr>
-                <w:rFonts w:ascii="Arial" w:eastAsia="Arial" w:hAnsi="Arial" w:cs="Arial"/>
+                <w:rFonts w:ascii="Arial" w:hAnsi="Arial" w:cs="Arial" w:eastAsia="Arial"/>
                 <w:sz w:val="21"/>
               </w:rPr>
               <w:t>CloudFuze</w:t>
@@ -473,7 +473,7 @@
             <w:proofErr w:type="spellEnd"/>
             <w:r>
               <w:rPr>
-                <w:rFonts w:ascii="Arial" w:eastAsia="Arial" w:hAnsi="Arial" w:cs="Arial"/>
+                <w:rFonts w:ascii="Arial" w:hAnsi="Arial" w:cs="Arial" w:eastAsia="Arial"/>
                 <w:sz w:val="21"/>
               </w:rPr>
               <w:t xml:space="preserve"> migrates all shared links from source to destination and maintains the type of links.</w:t>
@@ -502,7 +502,7 @@
             </w:pPr>
             <w:r>
               <w:rPr>
-                <w:rFonts w:ascii="Arial" w:eastAsia="Arial" w:hAnsi="Arial" w:cs="Arial"/>
+                <w:rFonts w:ascii="Arial" w:hAnsi="Arial" w:cs="Arial" w:eastAsia="Arial"/>
                 <w:b/>
                 <w:sz w:val="21"/>
               </w:rPr>
@@ -526,7 +526,7 @@
             </w:pPr>
             <w:r>
               <w:rPr>
-                <w:rFonts w:ascii="Arial" w:eastAsia="Arial" w:hAnsi="Arial" w:cs="Arial"/>
+                <w:rFonts w:ascii="Arial" w:hAnsi="Arial" w:cs="Arial" w:eastAsia="Arial"/>
                 <w:sz w:val="21"/>
               </w:rPr>
               <w:t xml:space="preserve">Shareable links with specific collaborative permissions. </w:t>
@@ -534,7 +534,7 @@
             <w:proofErr w:type="spellStart"/>
             <w:r>
               <w:rPr>
-                <w:rFonts w:ascii="Arial" w:eastAsia="Arial" w:hAnsi="Arial" w:cs="Arial"/>
+                <w:rFonts w:ascii="Arial" w:hAnsi="Arial" w:cs="Arial" w:eastAsia="Arial"/>
                 <w:sz w:val="21"/>
               </w:rPr>
               <w:t>CloudFuze</w:t>
@@ -542,7 +542,7 @@
             <w:proofErr w:type="spellEnd"/>
             <w:r>
               <w:rPr>
-                <w:rFonts w:ascii="Arial" w:eastAsia="Arial" w:hAnsi="Arial" w:cs="Arial"/>
+                <w:rFonts w:ascii="Arial" w:hAnsi="Arial" w:cs="Arial" w:eastAsia="Arial"/>
                 <w:sz w:val="21"/>
               </w:rPr>
               <w:t xml:space="preserve"> migrates all shared links with the permission type intact.  </w:t>
@@ -571,7 +571,7 @@
             </w:pPr>
             <w:r>
               <w:rPr>
-                <w:rFonts w:ascii="Arial" w:eastAsia="Arial" w:hAnsi="Arial" w:cs="Arial"/>
+                <w:rFonts w:ascii="Arial" w:hAnsi="Arial" w:cs="Arial" w:eastAsia="Arial"/>
                 <w:b/>
                 <w:sz w:val="21"/>
               </w:rPr>
@@ -595,7 +595,7 @@
             </w:pPr>
             <w:r>
               <w:rPr>
-                <w:rFonts w:ascii="Arial" w:eastAsia="Arial" w:hAnsi="Arial" w:cs="Arial"/>
+                <w:rFonts w:ascii="Arial" w:hAnsi="Arial" w:cs="Arial" w:eastAsia="Arial"/>
                 <w:sz w:val="21"/>
               </w:rPr>
               <w:t>Maintaining the original timestamps, including creation and modification dates and times, when transferring data to the destination cloud.</w:t>
@@ -624,7 +624,7 @@
             </w:pPr>
             <w:r>
               <w:rPr>
-                <w:rFonts w:ascii="Arial" w:eastAsia="Arial" w:hAnsi="Arial" w:cs="Arial"/>
+                <w:rFonts w:ascii="Arial" w:hAnsi="Arial" w:cs="Arial" w:eastAsia="Arial"/>
                 <w:b/>
                 <w:sz w:val="21"/>
               </w:rPr>
@@ -648,7 +648,7 @@
             </w:pPr>
             <w:r>
               <w:rPr>
-                <w:rFonts w:ascii="Arial" w:eastAsia="Arial" w:hAnsi="Arial" w:cs="Arial"/>
+                <w:rFonts w:ascii="Arial" w:hAnsi="Arial" w:cs="Arial" w:eastAsia="Arial"/>
                 <w:sz w:val="21"/>
               </w:rPr>
               <w:t>The system retains the addresses of links present within a file, which point to other files in the cloud. These links' addresses will be transformed into appropriate destination formats during Migration.</w:t>
@@ -677,7 +677,7 @@
             </w:pPr>
             <w:r>
               <w:rPr>
-                <w:rFonts w:ascii="Arial" w:eastAsia="Arial" w:hAnsi="Arial" w:cs="Arial"/>
+                <w:rFonts w:ascii="Arial" w:hAnsi="Arial" w:cs="Arial" w:eastAsia="Arial"/>
                 <w:b/>
                 <w:sz w:val="21"/>
               </w:rPr>
@@ -702,7 +702,7 @@
             <w:proofErr w:type="spellStart"/>
             <w:r>
               <w:rPr>
-                <w:rFonts w:ascii="Arial" w:eastAsia="Arial" w:hAnsi="Arial" w:cs="Arial"/>
+                <w:rFonts w:ascii="Arial" w:hAnsi="Arial" w:cs="Arial" w:eastAsia="Arial"/>
                 <w:sz w:val="21"/>
               </w:rPr>
               <w:t>CloudFuze</w:t>
@@ -710,7 +710,7 @@
             <w:proofErr w:type="spellEnd"/>
             <w:r>
               <w:rPr>
-                <w:rFonts w:ascii="Arial" w:eastAsia="Arial" w:hAnsi="Arial" w:cs="Arial"/>
+                <w:rFonts w:ascii="Arial" w:hAnsi="Arial" w:cs="Arial" w:eastAsia="Arial"/>
                 <w:sz w:val="21"/>
               </w:rPr>
               <w:t xml:space="preserve"> preserves all inner file permissions along with access levels.</w:t>
@@ -739,7 +739,7 @@
             </w:pPr>
             <w:r>
               <w:rPr>
-                <w:rFonts w:ascii="Arial" w:eastAsia="Arial" w:hAnsi="Arial" w:cs="Arial"/>
+                <w:rFonts w:ascii="Arial" w:hAnsi="Arial" w:cs="Arial" w:eastAsia="Arial"/>
                 <w:b/>
                 <w:sz w:val="21"/>
               </w:rPr>
@@ -763,7 +763,7 @@
             </w:pPr>
             <w:r>
               <w:rPr>
-                <w:rFonts w:ascii="Arial" w:eastAsia="Arial" w:hAnsi="Arial" w:cs="Arial"/>
+                <w:rFonts w:ascii="Arial" w:hAnsi="Arial" w:cs="Arial" w:eastAsia="Arial"/>
                 <w:sz w:val="21"/>
               </w:rPr>
               <w:t>Inline file comments of the box will be migrated to the destination cloud. All the file comments will preserve in the CSV formatted file in the destination.</w:t>
@@ -792,7 +792,7 @@
             </w:pPr>
             <w:r>
               <w:rPr>
-                <w:rFonts w:ascii="Arial" w:eastAsia="Arial" w:hAnsi="Arial" w:cs="Arial"/>
+                <w:rFonts w:ascii="Arial" w:hAnsi="Arial" w:cs="Arial" w:eastAsia="Arial"/>
                 <w:b/>
                 <w:sz w:val="21"/>
               </w:rPr>
@@ -816,7 +816,7 @@
             </w:pPr>
             <w:r>
               <w:rPr>
-                <w:rFonts w:ascii="Arial" w:eastAsia="Arial" w:hAnsi="Arial" w:cs="Arial"/>
+                <w:rFonts w:ascii="Arial" w:hAnsi="Arial" w:cs="Arial" w:eastAsia="Arial"/>
                 <w:sz w:val="21"/>
               </w:rPr>
               <w:t>The system will automatically prevent the generation of email notifications for collaborations on folders/files originating from the destination cloud.</w:t>
@@ -840,10 +840,10 @@
   <w:docDefaults>
     <w:rPrDefault>
       <w:rPr>
-        <w:rFonts w:asciiTheme="minorHAnsi" w:eastAsiaTheme="minorEastAsia" w:hAnsiTheme="minorHAnsi" w:cstheme="minorBidi"/>
+        <w:rFonts w:ascii="Arial" w:hAnsi="Arial" w:cs="Arial" w:eastAsia="Arial"/>
         <w:kern w:val="2"/>
-        <w:sz w:val="24"/>
-        <w:szCs w:val="24"/>
+        <w:sz w:val="21"/>
+        <w:szCs w:val="21"/>
         <w:lang w:val="en-IN" w:eastAsia="en-IN" w:bidi="ar-SA"/>
         <w14:ligatures w14:val="standardContextual"/>
       </w:rPr>
@@ -1239,9 +1239,9 @@
       <w:spacing w:line="259" w:lineRule="auto"/>
     </w:pPr>
     <w:rPr>
-      <w:rFonts w:ascii="Calibri" w:eastAsia="Calibri" w:hAnsi="Calibri" w:cs="Calibri"/>
+      <w:rFonts w:ascii="Arial" w:hAnsi="Arial" w:cs="Arial" w:eastAsia="Arial"/>
       <w:color w:val="000000"/>
-      <w:sz w:val="22"/>
+      <w:sz w:val="21"/>
     </w:rPr>
   </w:style>
   <w:style w:type="character" w:default="1" w:styleId="DefaultParagraphFont">
